--- a/zht/docx/37.content.docx
+++ b/zht/docx/37.content.docx
@@ -19,7 +19,7 @@
         <w:rPr>
           <w:lang w:val="zh_TW" w:bidi="zh_TW"/>
         </w:rPr>
-        <w:t>Resource: 研讀筆記 - 書籍簡介 (Tyndale)</w:t>
+        <w:t>Resource: Tyndale Open Study Notes</w:t>
       </w:r>
       <w:r>
         <w:rPr>
@@ -112,7 +112,7 @@
         <w:rPr>
           <w:lang w:val="zh_TW" w:bidi="zh_TW"/>
         </w:rPr>
-        <w:t>研讀筆記 - 書籍簡介 (Tyndale)</w:t>
+        <w:t>Tyndale Open Study Notes</w:t>
       </w:r>
     </w:p>
     <w:p>

--- a/zht/docx/37.content.docx
+++ b/zht/docx/37.content.docx
@@ -19,7 +19,7 @@
         <w:rPr>
           <w:lang w:val="zh_TW" w:bidi="zh_TW"/>
         </w:rPr>
-        <w:t>Resource: Tyndale Open Study Notes</w:t>
+        <w:t>Resource: Aquifer Open Study Notes (Book Intros)</w:t>
       </w:r>
       <w:r>
         <w:rPr>
@@ -112,7 +112,7 @@
         <w:rPr>
           <w:lang w:val="zh_TW" w:bidi="zh_TW"/>
         </w:rPr>
-        <w:t>Tyndale Open Study Notes</w:t>
+        <w:t>Aquifer Open Study Notes (Book Intros)</w:t>
       </w:r>
     </w:p>
     <w:p>

--- a/zht/docx/37.content.docx
+++ b/zht/docx/37.content.docx
@@ -258,72 +258,48 @@
         </w:rPr>
         <w:t>在公元前538年，波斯王賽魯士大帝，頒布了一項法令，允許被巴比倫人擄去的民族返回家園（見</w:t>
       </w:r>
-      <w:hyperlink r:id="rId13">
-        <w:r>
-          <w:rPr>
-            <w:lang w:val="zh_TW" w:bidi="zh_TW"/>
-          </w:rPr>
-          <w:rPr>
-            <w:color w:val="0000EE"/>
-            <w:u w:val="single"/>
-          </w:rPr>
-          <w:t>拉1:1–11</w:t>
-        </w:r>
-      </w:hyperlink>
+      <w:r>
+        <w:rPr>
+          <w:lang w:val="zh_TW" w:bidi="zh_TW"/>
+        </w:rPr>
+        <w:t>拉1:1–11</w:t>
+      </w:r>
       <w:r>
         <w:rPr>
           <w:lang w:val="zh_TW" w:bidi="zh_TW"/>
         </w:rPr>
         <w:t>）。第一批返回耶路撒冷的移民，由設巴薩領導，他是重建地區的第一任總督（</w:t>
       </w:r>
-      <w:hyperlink r:id="rId14">
-        <w:r>
-          <w:rPr>
-            <w:lang w:val="zh_TW" w:bidi="zh_TW"/>
-          </w:rPr>
-          <w:rPr>
-            <w:color w:val="0000EE"/>
-            <w:u w:val="single"/>
-          </w:rPr>
-          <w:t>拉1:5–11</w:t>
-        </w:r>
-      </w:hyperlink>
+      <w:r>
+        <w:rPr>
+          <w:lang w:val="zh_TW" w:bidi="zh_TW"/>
+        </w:rPr>
+        <w:t>拉1:5–11</w:t>
+      </w:r>
       <w:r>
         <w:rPr>
           <w:lang w:val="zh_TW" w:bidi="zh_TW"/>
         </w:rPr>
         <w:t>）。歸回的被擄者大發熱心，很快開始重建祭壇和聖殿（</w:t>
       </w:r>
-      <w:hyperlink r:id="rId15">
-        <w:r>
-          <w:rPr>
-            <w:lang w:val="zh_TW" w:bidi="zh_TW"/>
-          </w:rPr>
-          <w:rPr>
-            <w:color w:val="0000EE"/>
-            <w:u w:val="single"/>
-          </w:rPr>
-          <w:t>拉3:1–13</w:t>
-        </w:r>
-      </w:hyperlink>
+      <w:r>
+        <w:rPr>
+          <w:lang w:val="zh_TW" w:bidi="zh_TW"/>
+        </w:rPr>
+        <w:t>拉3:1–13</w:t>
+      </w:r>
       <w:r>
         <w:rPr>
           <w:lang w:val="zh_TW" w:bidi="zh_TW"/>
         </w:rPr>
         <w:t>），但當地的異教居民威脅以色列人，並阻撓他們完成神賦予的工作（</w:t>
       </w:r>
-      <w:hyperlink r:id="rId16">
-        <w:r>
-          <w:rPr>
-            <w:lang w:val="zh_TW" w:bidi="zh_TW"/>
-          </w:rPr>
-          <w:rPr>
-            <w:color w:val="0000EE"/>
-            <w:u w:val="single"/>
-          </w:rPr>
-          <w:t>拉4:4–24</w:t>
-        </w:r>
-      </w:hyperlink>
+      <w:r>
+        <w:rPr>
+          <w:lang w:val="zh_TW" w:bidi="zh_TW"/>
+        </w:rPr>
+        <w:t>拉4:4–24</w:t>
+      </w:r>
       <w:r>
         <w:rPr>
           <w:lang w:val="zh_TW" w:bidi="zh_TW"/>
@@ -358,54 +334,36 @@
         </w:rPr>
         <w:t>當哈該在公元前520年開始傳道時，當地正面對嚴重的乾旱（</w:t>
       </w:r>
-      <w:hyperlink r:id="rId17">
-        <w:r>
-          <w:rPr>
-            <w:lang w:val="zh_TW" w:bidi="zh_TW"/>
-          </w:rPr>
-          <w:rPr>
-            <w:color w:val="0000EE"/>
-            <w:u w:val="single"/>
-          </w:rPr>
-          <w:t>該1:11</w:t>
-        </w:r>
-      </w:hyperlink>
+      <w:r>
+        <w:rPr>
+          <w:lang w:val="zh_TW" w:bidi="zh_TW"/>
+        </w:rPr>
+        <w:t>該1:11</w:t>
+      </w:r>
       <w:r>
         <w:rPr>
           <w:lang w:val="zh_TW" w:bidi="zh_TW"/>
         </w:rPr>
         <w:t>）。神差遣他去激勵以色列人重建神的聖殿，並鼓勵耶路撒冷百姓進行屬靈更新。百姓重新開始重建工作（</w:t>
       </w:r>
-      <w:hyperlink r:id="rId18">
-        <w:r>
-          <w:rPr>
-            <w:lang w:val="zh_TW" w:bidi="zh_TW"/>
-          </w:rPr>
-          <w:rPr>
-            <w:color w:val="0000EE"/>
-            <w:u w:val="single"/>
-          </w:rPr>
-          <w:t>1:14</w:t>
-        </w:r>
-      </w:hyperlink>
+      <w:r>
+        <w:rPr>
+          <w:lang w:val="zh_TW" w:bidi="zh_TW"/>
+        </w:rPr>
+        <w:t>1:14</w:t>
+      </w:r>
       <w:r>
         <w:rPr>
           <w:lang w:val="zh_TW" w:bidi="zh_TW"/>
         </w:rPr>
         <w:t>），以此回應；這項工作於公元前515年三月完成（見</w:t>
       </w:r>
-      <w:hyperlink r:id="rId19">
-        <w:r>
-          <w:rPr>
-            <w:lang w:val="zh_TW" w:bidi="zh_TW"/>
-          </w:rPr>
-          <w:rPr>
-            <w:color w:val="0000EE"/>
-            <w:u w:val="single"/>
-          </w:rPr>
-          <w:t>拉6:15</w:t>
-        </w:r>
-      </w:hyperlink>
+      <w:r>
+        <w:rPr>
+          <w:lang w:val="zh_TW" w:bidi="zh_TW"/>
+        </w:rPr>
+        <w:t>拉6:15</w:t>
+      </w:r>
       <w:r>
         <w:rPr>
           <w:lang w:val="zh_TW" w:bidi="zh_TW"/>
@@ -437,18 +395,12 @@
         </w:rPr>
         <w:t>哈該的四個信息中，每一個都強調了不同的神學關注。第一篇講章（</w:t>
       </w:r>
-      <w:hyperlink r:id="rId20">
-        <w:r>
-          <w:rPr>
-            <w:lang w:val="zh_TW" w:bidi="zh_TW"/>
-          </w:rPr>
-          <w:rPr>
-            <w:color w:val="0000EE"/>
-            <w:u w:val="single"/>
-          </w:rPr>
-          <w:t>一章</w:t>
-        </w:r>
-      </w:hyperlink>
+      <w:r>
+        <w:rPr>
+          <w:lang w:val="zh_TW" w:bidi="zh_TW"/>
+        </w:rPr>
+        <w:t>一章</w:t>
+      </w:r>
       <w:r>
         <w:rPr>
           <w:lang w:val="zh_TW" w:bidi="zh_TW"/>
@@ -469,36 +421,24 @@
         </w:rPr>
         <w:t>第二個信息（</w:t>
       </w:r>
-      <w:hyperlink r:id="rId21">
-        <w:r>
-          <w:rPr>
-            <w:lang w:val="zh_TW" w:bidi="zh_TW"/>
-          </w:rPr>
-          <w:rPr>
-            <w:color w:val="0000EE"/>
-            <w:u w:val="single"/>
-          </w:rPr>
-          <w:t>2:1–9</w:t>
-        </w:r>
-      </w:hyperlink>
+      <w:r>
+        <w:rPr>
+          <w:lang w:val="zh_TW" w:bidi="zh_TW"/>
+        </w:rPr>
+        <w:t>2:1–9</w:t>
+      </w:r>
       <w:r>
         <w:rPr>
           <w:lang w:val="zh_TW" w:bidi="zh_TW"/>
         </w:rPr>
         <w:t>）向群體保證，神沒有忘記早期先知所傳那祝福和復興的應許。耶和華的榮耀將再次充滿聖殿（</w:t>
       </w:r>
-      <w:hyperlink r:id="rId22">
-        <w:r>
-          <w:rPr>
-            <w:lang w:val="zh_TW" w:bidi="zh_TW"/>
-          </w:rPr>
-          <w:rPr>
-            <w:color w:val="0000EE"/>
-            <w:u w:val="single"/>
-          </w:rPr>
-          <w:t>2:7</w:t>
-        </w:r>
-      </w:hyperlink>
+      <w:r>
+        <w:rPr>
+          <w:lang w:val="zh_TW" w:bidi="zh_TW"/>
+        </w:rPr>
+        <w:t>2:7</w:t>
+      </w:r>
       <w:r>
         <w:rPr>
           <w:lang w:val="zh_TW" w:bidi="zh_TW"/>
@@ -519,36 +459,24 @@
         </w:rPr>
         <w:t>第三個信息（</w:t>
       </w:r>
-      <w:hyperlink r:id="rId23">
-        <w:r>
-          <w:rPr>
-            <w:lang w:val="zh_TW" w:bidi="zh_TW"/>
-          </w:rPr>
-          <w:rPr>
-            <w:color w:val="0000EE"/>
-            <w:u w:val="single"/>
-          </w:rPr>
-          <w:t>2:10–19</w:t>
-        </w:r>
-      </w:hyperlink>
+      <w:r>
+        <w:rPr>
+          <w:lang w:val="zh_TW" w:bidi="zh_TW"/>
+        </w:rPr>
+        <w:t>2:10–19</w:t>
+      </w:r>
       <w:r>
         <w:rPr>
           <w:lang w:val="zh_TW" w:bidi="zh_TW"/>
         </w:rPr>
         <w:t>）的主要主題是禮儀的潔凈。哈該提醒他的聽眾，摩西律法的指示仍然有效。神期望祂的子民要聖潔，因為祂是聖潔的（見</w:t>
       </w:r>
-      <w:hyperlink r:id="rId24">
-        <w:r>
-          <w:rPr>
-            <w:lang w:val="zh_TW" w:bidi="zh_TW"/>
-          </w:rPr>
-          <w:rPr>
-            <w:color w:val="0000EE"/>
-            <w:u w:val="single"/>
-          </w:rPr>
-          <w:t>利11:44–45</w:t>
-        </w:r>
-      </w:hyperlink>
+      <w:r>
+        <w:rPr>
+          <w:lang w:val="zh_TW" w:bidi="zh_TW"/>
+        </w:rPr>
+        <w:t>利11:44–45</w:t>
+      </w:r>
       <w:r>
         <w:rPr>
           <w:lang w:val="zh_TW" w:bidi="zh_TW"/>
@@ -569,126 +497,84 @@
         </w:rPr>
         <w:t>哈該的最後信息，或許也是最重要的信息（</w:t>
       </w:r>
-      <w:hyperlink r:id="rId25">
-        <w:r>
-          <w:rPr>
-            <w:lang w:val="zh_TW" w:bidi="zh_TW"/>
-          </w:rPr>
-          <w:rPr>
-            <w:color w:val="0000EE"/>
-            <w:u w:val="single"/>
-          </w:rPr>
-          <w:t>該2:20–23</w:t>
-        </w:r>
-      </w:hyperlink>
+      <w:r>
+        <w:rPr>
+          <w:lang w:val="zh_TW" w:bidi="zh_TW"/>
+        </w:rPr>
+        <w:t>該2:20–23</w:t>
+      </w:r>
       <w:r>
         <w:rPr>
           <w:lang w:val="zh_TW" w:bidi="zh_TW"/>
         </w:rPr>
         <w:t>），重新確立大衛王的後裔在以色列宗教和政治生活中的重要性。大衛王朝對於希伯來人在被擄巴比倫之後的復興至關重要（見</w:t>
       </w:r>
-      <w:hyperlink r:id="rId26">
-        <w:r>
-          <w:rPr>
-            <w:lang w:val="zh_TW" w:bidi="zh_TW"/>
-          </w:rPr>
-          <w:rPr>
-            <w:color w:val="0000EE"/>
-            <w:u w:val="single"/>
-          </w:rPr>
-          <w:t>耶23:5</w:t>
-        </w:r>
-      </w:hyperlink>
+      <w:r>
+        <w:rPr>
+          <w:lang w:val="zh_TW" w:bidi="zh_TW"/>
+        </w:rPr>
+        <w:t>耶23:5</w:t>
+      </w:r>
       <w:r>
         <w:rPr>
           <w:lang w:val="zh_TW" w:bidi="zh_TW"/>
         </w:rPr>
         <w:t>，</w:t>
       </w:r>
-      <w:hyperlink r:id="rId27">
-        <w:r>
-          <w:rPr>
-            <w:lang w:val="zh_TW" w:bidi="zh_TW"/>
-          </w:rPr>
-          <w:rPr>
-            <w:color w:val="0000EE"/>
-            <w:u w:val="single"/>
-          </w:rPr>
-          <w:t>33:15</w:t>
-        </w:r>
-      </w:hyperlink>
+      <w:r>
+        <w:rPr>
+          <w:lang w:val="zh_TW" w:bidi="zh_TW"/>
+        </w:rPr>
+        <w:t>33:15</w:t>
+      </w:r>
       <w:r>
         <w:rPr>
           <w:lang w:val="zh_TW" w:bidi="zh_TW"/>
         </w:rPr>
         <w:t>；</w:t>
       </w:r>
-      <w:hyperlink r:id="rId28">
-        <w:r>
-          <w:rPr>
-            <w:lang w:val="zh_TW" w:bidi="zh_TW"/>
-          </w:rPr>
-          <w:rPr>
-            <w:color w:val="0000EE"/>
-            <w:u w:val="single"/>
-          </w:rPr>
-          <w:t>結37:24</w:t>
-        </w:r>
-      </w:hyperlink>
+      <w:r>
+        <w:rPr>
+          <w:lang w:val="zh_TW" w:bidi="zh_TW"/>
+        </w:rPr>
+        <w:t>結37:24</w:t>
+      </w:r>
       <w:r>
         <w:rPr>
           <w:lang w:val="zh_TW" w:bidi="zh_TW"/>
         </w:rPr>
         <w:t>）。所羅巴伯是大衛王的後裔；他被委任為耶和華的「印」，這標誌著神對以色列復興的開始（</w:t>
       </w:r>
-      <w:hyperlink r:id="rId29">
-        <w:r>
-          <w:rPr>
-            <w:lang w:val="zh_TW" w:bidi="zh_TW"/>
-          </w:rPr>
-          <w:rPr>
-            <w:color w:val="0000EE"/>
-            <w:u w:val="single"/>
-          </w:rPr>
-          <w:t>該2:23</w:t>
-        </w:r>
-      </w:hyperlink>
+      <w:r>
+        <w:rPr>
+          <w:lang w:val="zh_TW" w:bidi="zh_TW"/>
+        </w:rPr>
+        <w:t>該2:23</w:t>
+      </w:r>
       <w:r>
         <w:rPr>
           <w:lang w:val="zh_TW" w:bidi="zh_TW"/>
         </w:rPr>
         <w:t>；參見</w:t>
       </w:r>
-      <w:hyperlink r:id="rId30">
-        <w:r>
-          <w:rPr>
-            <w:lang w:val="zh_TW" w:bidi="zh_TW"/>
-          </w:rPr>
-          <w:rPr>
-            <w:color w:val="0000EE"/>
-            <w:u w:val="single"/>
-          </w:rPr>
-          <w:t>耶22:24</w:t>
-        </w:r>
-      </w:hyperlink>
+      <w:r>
+        <w:rPr>
+          <w:lang w:val="zh_TW" w:bidi="zh_TW"/>
+        </w:rPr>
+        <w:t>耶22:24</w:t>
+      </w:r>
       <w:r>
         <w:rPr>
           <w:lang w:val="zh_TW" w:bidi="zh_TW"/>
         </w:rPr>
         <w:t>），並且指向大衛的子孫——耶穌基督（</w:t>
       </w:r>
-      <w:hyperlink r:id="rId31">
-        <w:r>
-          <w:rPr>
-            <w:lang w:val="zh_TW" w:bidi="zh_TW"/>
-          </w:rPr>
-          <w:rPr>
-            <w:color w:val="0000EE"/>
-            <w:u w:val="single"/>
-          </w:rPr>
-          <w:t>太1:1</w:t>
-        </w:r>
-      </w:hyperlink>
+      <w:r>
+        <w:rPr>
+          <w:lang w:val="zh_TW" w:bidi="zh_TW"/>
+        </w:rPr>
+        <w:t>太1:1</w:t>
+      </w:r>
       <w:r>
         <w:rPr>
           <w:lang w:val="zh_TW" w:bidi="zh_TW"/>
@@ -720,54 +606,36 @@
         </w:rPr>
         <w:t>哈該書對於其作者的身份保持沉默，但很可能是哈該寫下了他的講道內容（</w:t>
       </w:r>
-      <w:hyperlink r:id="rId32">
-        <w:r>
-          <w:rPr>
-            <w:lang w:val="zh_TW" w:bidi="zh_TW"/>
-          </w:rPr>
-          <w:rPr>
-            <w:color w:val="0000EE"/>
-            <w:u w:val="single"/>
-          </w:rPr>
-          <w:t>1:1</w:t>
-        </w:r>
-      </w:hyperlink>
+      <w:r>
+        <w:rPr>
+          <w:lang w:val="zh_TW" w:bidi="zh_TW"/>
+        </w:rPr>
+        <w:t>1:1</w:t>
+      </w:r>
       <w:r>
         <w:rPr>
           <w:lang w:val="zh_TW" w:bidi="zh_TW"/>
         </w:rPr>
         <w:t>、</w:t>
       </w:r>
-      <w:hyperlink r:id="rId33">
-        <w:r>
-          <w:rPr>
-            <w:lang w:val="zh_TW" w:bidi="zh_TW"/>
-          </w:rPr>
-          <w:rPr>
-            <w:color w:val="0000EE"/>
-            <w:u w:val="single"/>
-          </w:rPr>
-          <w:t>3</w:t>
-        </w:r>
-      </w:hyperlink>
+      <w:r>
+        <w:rPr>
+          <w:lang w:val="zh_TW" w:bidi="zh_TW"/>
+        </w:rPr>
+        <w:t>3</w:t>
+      </w:r>
       <w:r>
         <w:rPr>
           <w:lang w:val="zh_TW" w:bidi="zh_TW"/>
         </w:rPr>
         <w:t>）。聖經沒有記載先知哈該的生平資料，但他的事工在</w:t>
       </w:r>
-      <w:hyperlink r:id="rId34">
-        <w:r>
-          <w:rPr>
-            <w:lang w:val="zh_TW" w:bidi="zh_TW"/>
-          </w:rPr>
-          <w:rPr>
-            <w:color w:val="0000EE"/>
-            <w:u w:val="single"/>
-          </w:rPr>
-          <w:t>以斯拉記六章14節</w:t>
-        </w:r>
-      </w:hyperlink>
+      <w:r>
+        <w:rPr>
+          <w:lang w:val="zh_TW" w:bidi="zh_TW"/>
+        </w:rPr>
+        <w:t>以斯拉記六章14節</w:t>
+      </w:r>
       <w:r>
         <w:rPr>
           <w:lang w:val="zh_TW" w:bidi="zh_TW"/>
@@ -799,90 +667,60 @@
         </w:rPr>
         <w:t>哈該在公元前520年8月至12月之間傳達他的信息，這是波斯王大流士一世統治的第二年（見</w:t>
       </w:r>
-      <w:hyperlink r:id="rId32">
-        <w:r>
-          <w:rPr>
-            <w:lang w:val="zh_TW" w:bidi="zh_TW"/>
-          </w:rPr>
-          <w:rPr>
-            <w:color w:val="0000EE"/>
-            <w:u w:val="single"/>
-          </w:rPr>
-          <w:t>該1:1</w:t>
-        </w:r>
-      </w:hyperlink>
+      <w:r>
+        <w:rPr>
+          <w:lang w:val="zh_TW" w:bidi="zh_TW"/>
+        </w:rPr>
+        <w:t>該1:1</w:t>
+      </w:r>
       <w:r>
         <w:rPr>
           <w:lang w:val="zh_TW" w:bidi="zh_TW"/>
         </w:rPr>
         <w:t>、</w:t>
       </w:r>
-      <w:hyperlink r:id="rId35">
-        <w:r>
-          <w:rPr>
-            <w:lang w:val="zh_TW" w:bidi="zh_TW"/>
-          </w:rPr>
-          <w:rPr>
-            <w:color w:val="0000EE"/>
-            <w:u w:val="single"/>
-          </w:rPr>
-          <w:t>15</w:t>
-        </w:r>
-      </w:hyperlink>
+      <w:r>
+        <w:rPr>
+          <w:lang w:val="zh_TW" w:bidi="zh_TW"/>
+        </w:rPr>
+        <w:t>15</w:t>
+      </w:r>
       <w:r>
         <w:rPr>
           <w:lang w:val="zh_TW" w:bidi="zh_TW"/>
         </w:rPr>
         <w:t>，</w:t>
       </w:r>
-      <w:hyperlink r:id="rId36">
-        <w:r>
-          <w:rPr>
-            <w:lang w:val="zh_TW" w:bidi="zh_TW"/>
-          </w:rPr>
-          <w:rPr>
-            <w:color w:val="0000EE"/>
-            <w:u w:val="single"/>
-          </w:rPr>
-          <w:t>2:1</w:t>
-        </w:r>
-      </w:hyperlink>
+      <w:r>
+        <w:rPr>
+          <w:lang w:val="zh_TW" w:bidi="zh_TW"/>
+        </w:rPr>
+        <w:t>2:1</w:t>
+      </w:r>
       <w:r>
         <w:rPr>
           <w:lang w:val="zh_TW" w:bidi="zh_TW"/>
         </w:rPr>
         <w:t>、</w:t>
       </w:r>
-      <w:hyperlink r:id="rId37">
-        <w:r>
-          <w:rPr>
-            <w:lang w:val="zh_TW" w:bidi="zh_TW"/>
-          </w:rPr>
-          <w:rPr>
-            <w:color w:val="0000EE"/>
-            <w:u w:val="single"/>
-          </w:rPr>
-          <w:t>10</w:t>
-        </w:r>
-      </w:hyperlink>
+      <w:r>
+        <w:rPr>
+          <w:lang w:val="zh_TW" w:bidi="zh_TW"/>
+        </w:rPr>
+        <w:t>10</w:t>
+      </w:r>
       <w:r>
         <w:rPr>
           <w:lang w:val="zh_TW" w:bidi="zh_TW"/>
         </w:rPr>
         <w:t>）。哈該在被擄歸回猶大地的事工與撒迦利亞重疊，撒迦利亞在那年的11月開始在耶路撒冷傳道（見</w:t>
       </w:r>
-      <w:hyperlink r:id="rId38">
-        <w:r>
-          <w:rPr>
-            <w:lang w:val="zh_TW" w:bidi="zh_TW"/>
-          </w:rPr>
-          <w:rPr>
-            <w:color w:val="0000EE"/>
-            <w:u w:val="single"/>
-          </w:rPr>
-          <w:t>亞1:1</w:t>
-        </w:r>
-      </w:hyperlink>
+      <w:r>
+        <w:rPr>
+          <w:lang w:val="zh_TW" w:bidi="zh_TW"/>
+        </w:rPr>
+        <w:t>亞1:1</w:t>
+      </w:r>
       <w:r>
         <w:rPr>
           <w:lang w:val="zh_TW" w:bidi="zh_TW"/>
@@ -914,108 +752,72 @@
         </w:rPr>
         <w:t>雖然哈該書不像以賽亞書或耶利米書那樣屬於代表作品，但卻確實具有文學特徵。在四個信息中的三個裡面，哈該特別使用修辭性問句來強調他的論點（見</w:t>
       </w:r>
-      <w:hyperlink r:id="rId39">
-        <w:r>
-          <w:rPr>
-            <w:lang w:val="zh_TW" w:bidi="zh_TW"/>
-          </w:rPr>
-          <w:rPr>
-            <w:color w:val="0000EE"/>
-            <w:u w:val="single"/>
-          </w:rPr>
-          <w:t>1:4</w:t>
-        </w:r>
-      </w:hyperlink>
+      <w:r>
+        <w:rPr>
+          <w:lang w:val="zh_TW" w:bidi="zh_TW"/>
+        </w:rPr>
+        <w:t>1:4</w:t>
+      </w:r>
       <w:r>
         <w:rPr>
           <w:lang w:val="zh_TW" w:bidi="zh_TW"/>
         </w:rPr>
         <w:t>，</w:t>
       </w:r>
-      <w:hyperlink r:id="rId40">
-        <w:r>
-          <w:rPr>
-            <w:lang w:val="zh_TW" w:bidi="zh_TW"/>
-          </w:rPr>
-          <w:rPr>
-            <w:color w:val="0000EE"/>
-            <w:u w:val="single"/>
-          </w:rPr>
-          <w:t>2:3</w:t>
-        </w:r>
-      </w:hyperlink>
+      <w:r>
+        <w:rPr>
+          <w:lang w:val="zh_TW" w:bidi="zh_TW"/>
+        </w:rPr>
+        <w:t>2:3</w:t>
+      </w:r>
       <w:r>
         <w:rPr>
           <w:lang w:val="zh_TW" w:bidi="zh_TW"/>
         </w:rPr>
         <w:t>、</w:t>
       </w:r>
-      <w:hyperlink r:id="rId41">
-        <w:r>
-          <w:rPr>
-            <w:lang w:val="zh_TW" w:bidi="zh_TW"/>
-          </w:rPr>
-          <w:rPr>
-            <w:color w:val="0000EE"/>
-            <w:u w:val="single"/>
-          </w:rPr>
-          <w:t>19</w:t>
-        </w:r>
-      </w:hyperlink>
+      <w:r>
+        <w:rPr>
+          <w:lang w:val="zh_TW" w:bidi="zh_TW"/>
+        </w:rPr>
+        <w:t>19</w:t>
+      </w:r>
       <w:r>
         <w:rPr>
           <w:lang w:val="zh_TW" w:bidi="zh_TW"/>
         </w:rPr>
         <w:t>）。他使用重複的詞語或短語，為他的講道定下基調（例如，重複出現的「你們要省察」，</w:t>
       </w:r>
-      <w:hyperlink r:id="rId42">
-        <w:r>
-          <w:rPr>
-            <w:lang w:val="zh_TW" w:bidi="zh_TW"/>
-          </w:rPr>
-          <w:rPr>
-            <w:color w:val="0000EE"/>
-            <w:u w:val="single"/>
-          </w:rPr>
-          <w:t>1:5</w:t>
-        </w:r>
-      </w:hyperlink>
+      <w:r>
+        <w:rPr>
+          <w:lang w:val="zh_TW" w:bidi="zh_TW"/>
+        </w:rPr>
+        <w:t>1:5</w:t>
+      </w:r>
       <w:r>
         <w:rPr>
           <w:lang w:val="zh_TW" w:bidi="zh_TW"/>
         </w:rPr>
         <w:t>、</w:t>
       </w:r>
-      <w:hyperlink r:id="rId43">
-        <w:r>
-          <w:rPr>
-            <w:lang w:val="zh_TW" w:bidi="zh_TW"/>
-          </w:rPr>
-          <w:rPr>
-            <w:color w:val="0000EE"/>
-            <w:u w:val="single"/>
-          </w:rPr>
-          <w:t>7</w:t>
-        </w:r>
-      </w:hyperlink>
+      <w:r>
+        <w:rPr>
+          <w:lang w:val="zh_TW" w:bidi="zh_TW"/>
+        </w:rPr>
+        <w:t>7</w:t>
+      </w:r>
       <w:r>
         <w:rPr>
           <w:lang w:val="zh_TW" w:bidi="zh_TW"/>
         </w:rPr>
         <w:t>；</w:t>
       </w:r>
-      <w:hyperlink r:id="rId44">
-        <w:r>
-          <w:rPr>
-            <w:lang w:val="zh_TW" w:bidi="zh_TW"/>
-          </w:rPr>
-          <w:rPr>
-            <w:color w:val="0000EE"/>
-            <w:u w:val="single"/>
-          </w:rPr>
-          <w:t>2:15</w:t>
-        </w:r>
-      </w:hyperlink>
+      <w:r>
+        <w:rPr>
+          <w:lang w:val="zh_TW" w:bidi="zh_TW"/>
+        </w:rPr>
+        <w:t>2:15</w:t>
+      </w:r>
       <w:r>
         <w:rPr>
           <w:lang w:val="zh_TW" w:bidi="zh_TW"/>
@@ -1029,18 +831,12 @@
         </w:rPr>
         <w:t>〔</w:t>
       </w:r>
-      <w:hyperlink r:id="rId39">
-        <w:r>
-          <w:rPr>
-            <w:lang w:val="zh_TW" w:bidi="zh_TW"/>
-          </w:rPr>
-          <w:rPr>
-            <w:color w:val="0000EE"/>
-            <w:u w:val="single"/>
-          </w:rPr>
-          <w:t>1:4</w:t>
-        </w:r>
-      </w:hyperlink>
+      <w:r>
+        <w:rPr>
+          <w:lang w:val="zh_TW" w:bidi="zh_TW"/>
+        </w:rPr>
+        <w:t>1:4</w:t>
+      </w:r>
       <w:r>
         <w:rPr>
           <w:b/>
@@ -1061,18 +857,12 @@
         </w:rPr>
         <w:t>〔</w:t>
       </w:r>
-      <w:hyperlink r:id="rId17">
-        <w:r>
-          <w:rPr>
-            <w:lang w:val="zh_TW" w:bidi="zh_TW"/>
-          </w:rPr>
-          <w:rPr>
-            <w:color w:val="0000EE"/>
-            <w:u w:val="single"/>
-          </w:rPr>
-          <w:t>1:11</w:t>
-        </w:r>
-      </w:hyperlink>
+      <w:r>
+        <w:rPr>
+          <w:lang w:val="zh_TW" w:bidi="zh_TW"/>
+        </w:rPr>
+        <w:t>1:11</w:t>
+      </w:r>
       <w:r>
         <w:rPr>
           <w:b/>
@@ -1113,216 +903,144 @@
         </w:rPr>
         <w:t>——由神啟發的權威信息。神諭通常包含使用固定詞語和短語的公式化表達。在哈該書中出現了幾個這樣的公式：「日期」的公式（例如「大流士王第二年」，</w:t>
       </w:r>
-      <w:hyperlink r:id="rId32">
-        <w:r>
-          <w:rPr>
-            <w:lang w:val="zh_TW" w:bidi="zh_TW"/>
-          </w:rPr>
-          <w:rPr>
-            <w:color w:val="0000EE"/>
-            <w:u w:val="single"/>
-          </w:rPr>
-          <w:t>1:1</w:t>
-        </w:r>
-      </w:hyperlink>
+      <w:r>
+        <w:rPr>
+          <w:lang w:val="zh_TW" w:bidi="zh_TW"/>
+        </w:rPr>
+        <w:t>1:1</w:t>
+      </w:r>
       <w:r>
         <w:rPr>
           <w:lang w:val="zh_TW" w:bidi="zh_TW"/>
         </w:rPr>
         <w:t>，</w:t>
       </w:r>
-      <w:hyperlink r:id="rId36">
-        <w:r>
-          <w:rPr>
-            <w:lang w:val="zh_TW" w:bidi="zh_TW"/>
-          </w:rPr>
-          <w:rPr>
-            <w:color w:val="0000EE"/>
-            <w:u w:val="single"/>
-          </w:rPr>
-          <w:t>2:1</w:t>
-        </w:r>
-      </w:hyperlink>
+      <w:r>
+        <w:rPr>
+          <w:lang w:val="zh_TW" w:bidi="zh_TW"/>
+        </w:rPr>
+        <w:t>2:1</w:t>
+      </w:r>
       <w:r>
         <w:rPr>
           <w:lang w:val="zh_TW" w:bidi="zh_TW"/>
         </w:rPr>
         <w:t>、</w:t>
       </w:r>
-      <w:hyperlink r:id="rId37">
-        <w:r>
-          <w:rPr>
-            <w:lang w:val="zh_TW" w:bidi="zh_TW"/>
-          </w:rPr>
-          <w:rPr>
-            <w:color w:val="0000EE"/>
-            <w:u w:val="single"/>
-          </w:rPr>
-          <w:t>10</w:t>
-        </w:r>
-      </w:hyperlink>
+      <w:r>
+        <w:rPr>
+          <w:lang w:val="zh_TW" w:bidi="zh_TW"/>
+        </w:rPr>
+        <w:t>10</w:t>
+      </w:r>
       <w:r>
         <w:rPr>
           <w:lang w:val="zh_TW" w:bidi="zh_TW"/>
         </w:rPr>
         <w:t>、</w:t>
       </w:r>
-      <w:hyperlink r:id="rId45">
-        <w:r>
-          <w:rPr>
-            <w:lang w:val="zh_TW" w:bidi="zh_TW"/>
-          </w:rPr>
-          <w:rPr>
-            <w:color w:val="0000EE"/>
-            <w:u w:val="single"/>
-          </w:rPr>
-          <w:t>20</w:t>
-        </w:r>
-      </w:hyperlink>
+      <w:r>
+        <w:rPr>
+          <w:lang w:val="zh_TW" w:bidi="zh_TW"/>
+        </w:rPr>
+        <w:t>20</w:t>
+      </w:r>
       <w:r>
         <w:rPr>
           <w:lang w:val="zh_TW" w:bidi="zh_TW"/>
         </w:rPr>
         <w:t>）、「信息」的公式（「耶和華的話臨到」，</w:t>
       </w:r>
-      <w:hyperlink r:id="rId32">
-        <w:r>
-          <w:rPr>
-            <w:lang w:val="zh_TW" w:bidi="zh_TW"/>
-          </w:rPr>
-          <w:rPr>
-            <w:color w:val="0000EE"/>
-            <w:u w:val="single"/>
-          </w:rPr>
-          <w:t>1:1</w:t>
-        </w:r>
-      </w:hyperlink>
+      <w:r>
+        <w:rPr>
+          <w:lang w:val="zh_TW" w:bidi="zh_TW"/>
+        </w:rPr>
+        <w:t>1:1</w:t>
+      </w:r>
       <w:r>
         <w:rPr>
           <w:lang w:val="zh_TW" w:bidi="zh_TW"/>
         </w:rPr>
         <w:t>，</w:t>
       </w:r>
-      <w:hyperlink r:id="rId36">
-        <w:r>
-          <w:rPr>
-            <w:lang w:val="zh_TW" w:bidi="zh_TW"/>
-          </w:rPr>
-          <w:rPr>
-            <w:color w:val="0000EE"/>
-            <w:u w:val="single"/>
-          </w:rPr>
-          <w:t>2:1</w:t>
-        </w:r>
-      </w:hyperlink>
+      <w:r>
+        <w:rPr>
+          <w:lang w:val="zh_TW" w:bidi="zh_TW"/>
+        </w:rPr>
+        <w:t>2:1</w:t>
+      </w:r>
       <w:r>
         <w:rPr>
           <w:lang w:val="zh_TW" w:bidi="zh_TW"/>
         </w:rPr>
         <w:t>、</w:t>
       </w:r>
-      <w:hyperlink r:id="rId37">
-        <w:r>
-          <w:rPr>
-            <w:lang w:val="zh_TW" w:bidi="zh_TW"/>
-          </w:rPr>
-          <w:rPr>
-            <w:color w:val="0000EE"/>
-            <w:u w:val="single"/>
-          </w:rPr>
-          <w:t>10</w:t>
-        </w:r>
-      </w:hyperlink>
+      <w:r>
+        <w:rPr>
+          <w:lang w:val="zh_TW" w:bidi="zh_TW"/>
+        </w:rPr>
+        <w:t>10</w:t>
+      </w:r>
       <w:r>
         <w:rPr>
           <w:lang w:val="zh_TW" w:bidi="zh_TW"/>
         </w:rPr>
         <w:t>、</w:t>
       </w:r>
-      <w:hyperlink r:id="rId45">
-        <w:r>
-          <w:rPr>
-            <w:lang w:val="zh_TW" w:bidi="zh_TW"/>
-          </w:rPr>
-          <w:rPr>
-            <w:color w:val="0000EE"/>
-            <w:u w:val="single"/>
-          </w:rPr>
-          <w:t>20</w:t>
-        </w:r>
-      </w:hyperlink>
+      <w:r>
+        <w:rPr>
+          <w:lang w:val="zh_TW" w:bidi="zh_TW"/>
+        </w:rPr>
+        <w:t>20</w:t>
+      </w:r>
       <w:r>
         <w:rPr>
           <w:lang w:val="zh_TW" w:bidi="zh_TW"/>
         </w:rPr>
         <w:t>）、「神作為說話者」的公式（「耶和華說」，</w:t>
       </w:r>
-      <w:hyperlink r:id="rId43">
-        <w:r>
-          <w:rPr>
-            <w:lang w:val="zh_TW" w:bidi="zh_TW"/>
-          </w:rPr>
-          <w:rPr>
-            <w:color w:val="0000EE"/>
-            <w:u w:val="single"/>
-          </w:rPr>
-          <w:t>1:7</w:t>
-        </w:r>
-      </w:hyperlink>
+      <w:r>
+        <w:rPr>
+          <w:lang w:val="zh_TW" w:bidi="zh_TW"/>
+        </w:rPr>
+        <w:t>1:7</w:t>
+      </w:r>
       <w:r>
         <w:rPr>
           <w:lang w:val="zh_TW" w:bidi="zh_TW"/>
         </w:rPr>
         <w:t>、</w:t>
       </w:r>
-      <w:hyperlink r:id="rId46">
-        <w:r>
-          <w:rPr>
-            <w:lang w:val="zh_TW" w:bidi="zh_TW"/>
-          </w:rPr>
-          <w:rPr>
-            <w:color w:val="0000EE"/>
-            <w:u w:val="single"/>
-          </w:rPr>
-          <w:t>13</w:t>
-        </w:r>
-      </w:hyperlink>
+      <w:r>
+        <w:rPr>
+          <w:lang w:val="zh_TW" w:bidi="zh_TW"/>
+        </w:rPr>
+        <w:t>13</w:t>
+      </w:r>
       <w:r>
         <w:rPr>
           <w:lang w:val="zh_TW" w:bidi="zh_TW"/>
         </w:rPr>
         <w:t>，</w:t>
       </w:r>
-      <w:hyperlink r:id="rId47">
-        <w:r>
-          <w:rPr>
-            <w:lang w:val="zh_TW" w:bidi="zh_TW"/>
-          </w:rPr>
-          <w:rPr>
-            <w:color w:val="0000EE"/>
-            <w:u w:val="single"/>
-          </w:rPr>
-          <w:t>2:4</w:t>
-        </w:r>
-      </w:hyperlink>
+      <w:r>
+        <w:rPr>
+          <w:lang w:val="zh_TW" w:bidi="zh_TW"/>
+        </w:rPr>
+        <w:t>2:4</w:t>
+      </w:r>
       <w:r>
         <w:rPr>
           <w:lang w:val="zh_TW" w:bidi="zh_TW"/>
         </w:rPr>
         <w:t>），以及「聖約關係」的公式（「我與你們同在」，</w:t>
       </w:r>
-      <w:hyperlink r:id="rId48">
-        <w:r>
-          <w:rPr>
-            <w:lang w:val="zh_TW" w:bidi="zh_TW"/>
-          </w:rPr>
-          <w:rPr>
-            <w:color w:val="0000EE"/>
-            <w:u w:val="single"/>
-          </w:rPr>
-          <w:t>2:4–5</w:t>
-        </w:r>
-      </w:hyperlink>
+      <w:r>
+        <w:rPr>
+          <w:lang w:val="zh_TW" w:bidi="zh_TW"/>
+        </w:rPr>
+        <w:t>2:4–5</w:t>
+      </w:r>
       <w:r>
         <w:rPr>
           <w:lang w:val="zh_TW" w:bidi="zh_TW"/>
@@ -1382,90 +1100,60 @@
         </w:rPr>
         <w:t>哈該呼籲耶路撒冷的百姓要真誠的敬拜、信靠神的話語、保持個人聖潔，以及順服神所設立的領袖。哈該強調神的靈住在他們中間（</w:t>
       </w:r>
-      <w:hyperlink r:id="rId49">
-        <w:r>
-          <w:rPr>
-            <w:lang w:val="zh_TW" w:bidi="zh_TW"/>
-          </w:rPr>
-          <w:rPr>
-            <w:color w:val="0000EE"/>
-            <w:u w:val="single"/>
-          </w:rPr>
-          <w:t>1:13–14</w:t>
-        </w:r>
-      </w:hyperlink>
+      <w:r>
+        <w:rPr>
+          <w:lang w:val="zh_TW" w:bidi="zh_TW"/>
+        </w:rPr>
+        <w:t>1:13–14</w:t>
+      </w:r>
       <w:r>
         <w:rPr>
           <w:lang w:val="zh_TW" w:bidi="zh_TW"/>
         </w:rPr>
         <w:t>，</w:t>
       </w:r>
-      <w:hyperlink r:id="rId48">
-        <w:r>
-          <w:rPr>
-            <w:lang w:val="zh_TW" w:bidi="zh_TW"/>
-          </w:rPr>
-          <w:rPr>
-            <w:color w:val="0000EE"/>
-            <w:u w:val="single"/>
-          </w:rPr>
-          <w:t>2:4–5</w:t>
-        </w:r>
-      </w:hyperlink>
+      <w:r>
+        <w:rPr>
+          <w:lang w:val="zh_TW" w:bidi="zh_TW"/>
+        </w:rPr>
+        <w:t>2:4–5</w:t>
+      </w:r>
       <w:r>
         <w:rPr>
           <w:lang w:val="zh_TW" w:bidi="zh_TW"/>
         </w:rPr>
         <w:t>），這一主題與他同時代的撒迦利亞一致（</w:t>
       </w:r>
-      <w:hyperlink r:id="rId50">
-        <w:r>
-          <w:rPr>
-            <w:lang w:val="zh_TW" w:bidi="zh_TW"/>
-          </w:rPr>
-          <w:rPr>
-            <w:color w:val="0000EE"/>
-            <w:u w:val="single"/>
-          </w:rPr>
-          <w:t>亞1:16</w:t>
-        </w:r>
-      </w:hyperlink>
+      <w:r>
+        <w:rPr>
+          <w:lang w:val="zh_TW" w:bidi="zh_TW"/>
+        </w:rPr>
+        <w:t>亞1:16</w:t>
+      </w:r>
       <w:r>
         <w:rPr>
           <w:lang w:val="zh_TW" w:bidi="zh_TW"/>
         </w:rPr>
         <w:t>，</w:t>
       </w:r>
-      <w:hyperlink r:id="rId51">
-        <w:r>
-          <w:rPr>
-            <w:lang w:val="zh_TW" w:bidi="zh_TW"/>
-          </w:rPr>
-          <w:rPr>
-            <w:color w:val="0000EE"/>
-            <w:u w:val="single"/>
-          </w:rPr>
-          <w:t>8:23</w:t>
-        </w:r>
-      </w:hyperlink>
+      <w:r>
+        <w:rPr>
+          <w:lang w:val="zh_TW" w:bidi="zh_TW"/>
+        </w:rPr>
+        <w:t>8:23</w:t>
+      </w:r>
       <w:r>
         <w:rPr>
           <w:lang w:val="zh_TW" w:bidi="zh_TW"/>
         </w:rPr>
         <w:t>；另見</w:t>
       </w:r>
-      <w:hyperlink r:id="rId52">
-        <w:r>
-          <w:rPr>
-            <w:lang w:val="zh_TW" w:bidi="zh_TW"/>
-          </w:rPr>
-          <w:rPr>
-            <w:color w:val="0000EE"/>
-            <w:u w:val="single"/>
-          </w:rPr>
-          <w:t>結37:27–28</w:t>
-        </w:r>
-      </w:hyperlink>
+      <w:r>
+        <w:rPr>
+          <w:lang w:val="zh_TW" w:bidi="zh_TW"/>
+        </w:rPr>
+        <w:t>結37:27–28</w:t>
+      </w:r>
       <w:r>
         <w:rPr>
           <w:lang w:val="zh_TW" w:bidi="zh_TW"/>
